--- a/reports/Реферат_по_курсу.docx
+++ b/reports/Реферат_по_курсу.docx
@@ -523,8 +523,20 @@
             <w:vAlign w:val="center"/>
             <w:hideMark/>
           </w:tcPr>
-          <w:p/>
-          <w:p/>
+          <w:p>
+            <w:pPr>
+              <w:rPr>
+                <w:lang w:val="ru-RU"/>
+              </w:rPr>
+            </w:pPr>
+          </w:p>
+          <w:p>
+            <w:pPr>
+              <w:rPr>
+                <w:lang w:val="ru-RU"/>
+              </w:rPr>
+            </w:pPr>
+          </w:p>
           <w:tbl>
             <w:tblPr>
               <w:tblW w:w="9750" w:type="dxa"/>
@@ -742,15 +754,27 @@
     </w:tbl>
     <w:p>
       <w:pPr>
+        <w:spacing w:after="60"/>
+        <w:rPr>
+          <w:lang w:val="ru-RU"/>
+        </w:rPr>
+      </w:pPr>
+    </w:p>
+    <w:p>
+      <w:pPr>
         <w:pStyle w:val="1"/>
         <w:jc w:val="left"/>
+        <w:rPr>
+          <w:lang w:val="ru-RU"/>
+        </w:rPr>
       </w:pPr>
       <w:r>
         <w:rPr>
           <w:rFonts w:ascii="Times New Roman" w:eastAsia="Times New Roman" w:hAnsi="Times New Roman"/>
+          <w:lang w:val="ru-RU"/>
         </w:rPr>
         <w:lastRenderedPageBreak/>
-        <w:t>1. Прикладная область</w:t>
+        <w:t>Прикладная область</w:t>
       </w:r>
     </w:p>
     <w:p>
@@ -764,7 +788,7 @@
         <w:rPr>
           <w:lang w:val="ru-RU"/>
         </w:rPr>
-        <w:t xml:space="preserve">Прикладная область — обработка и интерпретация анкетных данных, связанных с психологическим состоянием человека. Набор </w:t>
+        <w:t xml:space="preserve">Прикладная область — обработка и интерпретация анкетных данных, связанных с психологическим состоянием человека. В качестве темы выбрано исследование датасета </w:t>
       </w:r>
       <w:r>
         <w:t>DASS</w:t>
@@ -773,13 +797,7 @@
         <w:rPr>
           <w:lang w:val="ru-RU"/>
         </w:rPr>
-        <w:t>-42 используется для оценки признаков депрессии, тревожности и стресса. Проблема возн</w:t>
-      </w:r>
-      <w:r>
-        <w:rPr>
-          <w:lang w:val="ru-RU"/>
-        </w:rPr>
-        <w:t>икает из-за необходимости обрабатывать большое количество ответов и быстро относить респондентов к определённому уровню выраженности состояния.</w:t>
+        <w:t>-42, который используется для анализа признаков депрессии, тревожности и стресса. Выбор темы связан с тем, что набор данных содержит числовые признаки, большое количество объектов и несколько классов, что делает его подходящим для задач машинного обучения.</w:t>
       </w:r>
     </w:p>
     <w:p>
@@ -793,13 +811,7 @@
         <w:rPr>
           <w:lang w:val="ru-RU"/>
         </w:rPr>
-        <w:t>Содержательно задача заключается не просто в работе с таблицей, а в автоматизации этапа первичной группировки ре</w:t>
-      </w:r>
-      <w:r>
-        <w:rPr>
-          <w:lang w:val="ru-RU"/>
-        </w:rPr>
-        <w:t>зультатов опроса. Участниками процесса являются респонденты, предоставляющие ответы, исследователь, подготавливающий данные, и алгоритм машинного обучения, выполняющий классификацию или группировку объектов.</w:t>
+        <w:t>Содержательно задача заключается не просто в работе с таблицей, а в автоматизации этапа первичной группировки результатов опроса. Участниками процесса являются респонденты, предоставляющие ответы, исследователь, подготавливающий данные, и алгоритм машинного обучения, выполняющий классификацию или группировку объектов.</w:t>
       </w:r>
     </w:p>
     <w:p>
@@ -813,19 +825,7 @@
         <w:rPr>
           <w:lang w:val="ru-RU"/>
         </w:rPr>
-        <w:t>Цель решения — построить компьютерную модель, ко</w:t>
-      </w:r>
-      <w:r>
-        <w:rPr>
-          <w:lang w:val="ru-RU"/>
-        </w:rPr>
-        <w:t>торая по признакам объекта способна определить его класс либо выявить скрытые группы объектов без заранее заданных ответов. Такое решение может применяться как учебный пример интеллектуального анализа данных и как демонстрация возможностей методов машинног</w:t>
-      </w:r>
-      <w:r>
-        <w:rPr>
-          <w:lang w:val="ru-RU"/>
-        </w:rPr>
-        <w:t>о обучения на табличных данных.</w:t>
+        <w:t>Цель решения — построить компьютерную модель, которая по признакам объекта способна определить его класс либо выявить скрытые группы объектов без заранее заданных ответов. Такое решение может применяться как учебный пример интеллектуального анализа данных и как демонстрация возможностей методов машинного обучения на табличных данных.</w:t>
       </w:r>
     </w:p>
     <w:p>
@@ -855,13 +855,7 @@
         <w:rPr>
           <w:lang w:val="ru-RU"/>
         </w:rPr>
-        <w:t>Сейчас подобная задача может решаться вручную: ответы суммируются по шкалам, затем по пороговым значениям определяется уровень состояния. Однако такой способ неудобен при большом объёме данных и не позво</w:t>
-      </w:r>
-      <w:r>
-        <w:rPr>
-          <w:lang w:val="ru-RU"/>
-        </w:rPr>
-        <w:t>ляет быстро сравнивать разные алгоритмы.</w:t>
+        <w:t>Сейчас подобная задача может решаться вручную: ответы суммируются по шкалам, затем по пороговым значениям определяется уровень состояния. Однако такой способ неудобен при большом объёме данных и не позволяет быстро сравнивать разные алгоритмы.</w:t>
       </w:r>
     </w:p>
     <w:p>
@@ -911,13 +905,7 @@
         <w:rPr>
           <w:lang w:val="ru-RU"/>
         </w:rPr>
-        <w:t xml:space="preserve">, временем прохождения теста, возрастом, полом, уровнем образования и другими числовыми </w:t>
-      </w:r>
-      <w:r>
-        <w:rPr>
-          <w:lang w:val="ru-RU"/>
-        </w:rPr>
-        <w:t xml:space="preserve">характеристиками. Формат объекта — числовой вектор признаков. Целевая </w:t>
+        <w:t xml:space="preserve">, временем прохождения теста, возрастом, полом, уровнем образования и другими числовыми характеристиками. Формат объекта — числовой вектор признаков. Целевая </w:t>
       </w:r>
       <w:r>
         <w:rPr>
@@ -938,13 +926,7 @@
         <w:rPr>
           <w:lang w:val="ru-RU"/>
         </w:rPr>
-        <w:t>В работе решаются две задачи обучения: классификация и кластериз</w:t>
-      </w:r>
-      <w:r>
-        <w:rPr>
-          <w:lang w:val="ru-RU"/>
-        </w:rPr>
-        <w:t>ация. В задаче классификации модель получает размеченные данные и учится предсказывать конкретную метку класса. В задаче кластеризации метки удаляются, а алгоритм должен самостоятельно выделить группы похожих объектов.</w:t>
+        <w:t>В работе решаются две задачи обучения: классификация и кластеризация. В задаче классификации модель получает размеченные данные и учится предсказывать конкретную метку класса. В задаче кластеризации метки удаляются, а алгоритм должен самостоятельно выделить группы похожих объектов.</w:t>
       </w:r>
     </w:p>
     <w:p>
@@ -972,13 +954,7 @@
         <w:rPr>
           <w:lang w:val="ru-RU"/>
         </w:rPr>
-        <w:t>– п</w:t>
-      </w:r>
-      <w:r>
-        <w:rPr>
-          <w:lang w:val="ru-RU"/>
-        </w:rPr>
-        <w:t>ризнаки: числовые ответы анкеты и дополнительные числовые параметры;</w:t>
+        <w:t>– признаки: числовые ответы анкеты и дополнительные числовые параметры;</w:t>
       </w:r>
     </w:p>
     <w:p>
@@ -1036,24 +1012,8 @@
           <w:rFonts w:ascii="Times New Roman" w:eastAsia="Times New Roman" w:hAnsi="Times New Roman"/>
           <w:lang w:val="ru-RU"/>
         </w:rPr>
-        <w:t>3. Исходные да</w:t>
+        <w:t>3. Исходные данные, датасеты</w:t>
       </w:r>
-      <w:r>
-        <w:rPr>
-          <w:rFonts w:ascii="Times New Roman" w:eastAsia="Times New Roman" w:hAnsi="Times New Roman"/>
-          <w:lang w:val="ru-RU"/>
-        </w:rPr>
-        <w:t xml:space="preserve">нные, </w:t>
-      </w:r>
-      <w:proofErr w:type="spellStart"/>
-      <w:r>
-        <w:rPr>
-          <w:rFonts w:ascii="Times New Roman" w:eastAsia="Times New Roman" w:hAnsi="Times New Roman"/>
-          <w:lang w:val="ru-RU"/>
-        </w:rPr>
-        <w:t>датасеты</w:t>
-      </w:r>
-      <w:proofErr w:type="spellEnd"/>
     </w:p>
     <w:p>
       <w:pPr>
@@ -1066,21 +1026,16 @@
         <w:rPr>
           <w:lang w:val="ru-RU"/>
         </w:rPr>
-        <w:t xml:space="preserve">Исходный </w:t>
+        <w:t xml:space="preserve">В работе используется датасет </w:t>
       </w:r>
-      <w:proofErr w:type="spellStart"/>
+      <w:r>
+        <w:t>DASS</w:t>
+      </w:r>
       <w:r>
         <w:rPr>
           <w:lang w:val="ru-RU"/>
         </w:rPr>
-        <w:t>датасет</w:t>
-      </w:r>
-      <w:proofErr w:type="spellEnd"/>
-      <w:r>
-        <w:rPr>
-          <w:lang w:val="ru-RU"/>
-        </w:rPr>
-        <w:t xml:space="preserve"> находится в файле </w:t>
+        <w:t xml:space="preserve">-42, сохранённый в проекте в файле </w:t>
       </w:r>
       <w:r>
         <w:t>data</w:t>
@@ -1127,13 +1082,7 @@
         <w:rPr>
           <w:lang w:val="ru-RU"/>
         </w:rPr>
-        <w:t>. Каждая строка содержит ответы и характеристики одного респондента. В проекте используются числовые признаки, пригодные для обработки алгор</w:t>
-      </w:r>
-      <w:r>
-        <w:rPr>
-          <w:lang w:val="ru-RU"/>
-        </w:rPr>
-        <w:t>итмами машинного обучения.</w:t>
+        <w:t>. Каждая строка содержит ответы и характеристики одного респондента. В проекте используются числовые признаки, пригодные для обработки алгоритмами машинного обучения.</w:t>
       </w:r>
     </w:p>
     <w:p>
@@ -1200,14 +1149,22 @@
         <w:tc>
           <w:tcPr>
             <w:tcW w:w="4844" w:type="dxa"/>
+            <w:tcBorders>
+              <w:top w:val="single" w:sz="6" w:space="0" w:color="000000"/>
+              <w:left w:val="single" w:sz="6" w:space="0" w:color="000000"/>
+              <w:bottom w:val="single" w:sz="6" w:space="0" w:color="000000"/>
+              <w:right w:val="single" w:sz="6" w:space="0" w:color="000000"/>
+            </w:tcBorders>
             <w:shd w:val="clear" w:color="auto" w:fill="D9EAF7"/>
             <w:vAlign w:val="center"/>
+            <w:hideMark/>
           </w:tcPr>
           <w:p>
             <w:pPr>
               <w:ind w:firstLine="0"/>
               <w:jc w:val="center"/>
             </w:pPr>
+            <w:proofErr w:type="spellStart"/>
             <w:r>
               <w:rPr>
                 <w:b/>
@@ -1215,19 +1172,28 @@
               </w:rPr>
               <w:t>Параметр</w:t>
             </w:r>
+            <w:proofErr w:type="spellEnd"/>
           </w:p>
         </w:tc>
         <w:tc>
           <w:tcPr>
             <w:tcW w:w="4844" w:type="dxa"/>
+            <w:tcBorders>
+              <w:top w:val="single" w:sz="6" w:space="0" w:color="000000"/>
+              <w:left w:val="single" w:sz="6" w:space="0" w:color="000000"/>
+              <w:bottom w:val="single" w:sz="6" w:space="0" w:color="000000"/>
+              <w:right w:val="single" w:sz="6" w:space="0" w:color="000000"/>
+            </w:tcBorders>
             <w:shd w:val="clear" w:color="auto" w:fill="D9EAF7"/>
             <w:vAlign w:val="center"/>
+            <w:hideMark/>
           </w:tcPr>
           <w:p>
             <w:pPr>
               <w:ind w:firstLine="0"/>
               <w:jc w:val="center"/>
             </w:pPr>
+            <w:proofErr w:type="spellStart"/>
             <w:r>
               <w:rPr>
                 <w:b/>
@@ -1235,6 +1201,7 @@
               </w:rPr>
               <w:t>Значение</w:t>
             </w:r>
+            <w:proofErr w:type="spellEnd"/>
           </w:p>
         </w:tc>
       </w:tr>
@@ -1245,25 +1212,41 @@
         <w:tc>
           <w:tcPr>
             <w:tcW w:w="4844" w:type="dxa"/>
+            <w:tcBorders>
+              <w:top w:val="single" w:sz="6" w:space="0" w:color="000000"/>
+              <w:left w:val="single" w:sz="6" w:space="0" w:color="000000"/>
+              <w:bottom w:val="single" w:sz="6" w:space="0" w:color="000000"/>
+              <w:right w:val="single" w:sz="6" w:space="0" w:color="000000"/>
+            </w:tcBorders>
             <w:vAlign w:val="center"/>
+            <w:hideMark/>
           </w:tcPr>
           <w:p>
             <w:pPr>
               <w:ind w:firstLine="0"/>
               <w:jc w:val="left"/>
             </w:pPr>
+            <w:proofErr w:type="spellStart"/>
             <w:r>
               <w:rPr>
                 <w:sz w:val="24"/>
               </w:rPr>
               <w:t>Название</w:t>
             </w:r>
+            <w:proofErr w:type="spellEnd"/>
           </w:p>
         </w:tc>
         <w:tc>
           <w:tcPr>
             <w:tcW w:w="4844" w:type="dxa"/>
+            <w:tcBorders>
+              <w:top w:val="single" w:sz="6" w:space="0" w:color="000000"/>
+              <w:left w:val="single" w:sz="6" w:space="0" w:color="000000"/>
+              <w:bottom w:val="single" w:sz="6" w:space="0" w:color="000000"/>
+              <w:right w:val="single" w:sz="6" w:space="0" w:color="000000"/>
+            </w:tcBorders>
             <w:vAlign w:val="center"/>
+            <w:hideMark/>
           </w:tcPr>
           <w:p>
             <w:pPr>
@@ -1286,25 +1269,41 @@
         <w:tc>
           <w:tcPr>
             <w:tcW w:w="4844" w:type="dxa"/>
+            <w:tcBorders>
+              <w:top w:val="single" w:sz="6" w:space="0" w:color="000000"/>
+              <w:left w:val="single" w:sz="6" w:space="0" w:color="000000"/>
+              <w:bottom w:val="single" w:sz="6" w:space="0" w:color="000000"/>
+              <w:right w:val="single" w:sz="6" w:space="0" w:color="000000"/>
+            </w:tcBorders>
             <w:vAlign w:val="center"/>
+            <w:hideMark/>
           </w:tcPr>
           <w:p>
             <w:pPr>
               <w:ind w:firstLine="0"/>
               <w:jc w:val="left"/>
             </w:pPr>
+            <w:proofErr w:type="spellStart"/>
             <w:r>
               <w:rPr>
                 <w:sz w:val="24"/>
               </w:rPr>
               <w:t>Файл</w:t>
             </w:r>
+            <w:proofErr w:type="spellEnd"/>
           </w:p>
         </w:tc>
         <w:tc>
           <w:tcPr>
             <w:tcW w:w="4844" w:type="dxa"/>
+            <w:tcBorders>
+              <w:top w:val="single" w:sz="6" w:space="0" w:color="000000"/>
+              <w:left w:val="single" w:sz="6" w:space="0" w:color="000000"/>
+              <w:bottom w:val="single" w:sz="6" w:space="0" w:color="000000"/>
+              <w:right w:val="single" w:sz="6" w:space="0" w:color="000000"/>
+            </w:tcBorders>
             <w:vAlign w:val="center"/>
+            <w:hideMark/>
           </w:tcPr>
           <w:p>
             <w:pPr>
@@ -1327,25 +1326,41 @@
         <w:tc>
           <w:tcPr>
             <w:tcW w:w="4844" w:type="dxa"/>
+            <w:tcBorders>
+              <w:top w:val="single" w:sz="6" w:space="0" w:color="000000"/>
+              <w:left w:val="single" w:sz="6" w:space="0" w:color="000000"/>
+              <w:bottom w:val="single" w:sz="6" w:space="0" w:color="000000"/>
+              <w:right w:val="single" w:sz="6" w:space="0" w:color="000000"/>
+            </w:tcBorders>
             <w:vAlign w:val="center"/>
+            <w:hideMark/>
           </w:tcPr>
           <w:p>
             <w:pPr>
               <w:ind w:firstLine="0"/>
               <w:jc w:val="left"/>
             </w:pPr>
+            <w:proofErr w:type="spellStart"/>
             <w:r>
               <w:rPr>
                 <w:sz w:val="24"/>
               </w:rPr>
               <w:t>Формат</w:t>
             </w:r>
+            <w:proofErr w:type="spellEnd"/>
           </w:p>
         </w:tc>
         <w:tc>
           <w:tcPr>
             <w:tcW w:w="4844" w:type="dxa"/>
+            <w:tcBorders>
+              <w:top w:val="single" w:sz="6" w:space="0" w:color="000000"/>
+              <w:left w:val="single" w:sz="6" w:space="0" w:color="000000"/>
+              <w:bottom w:val="single" w:sz="6" w:space="0" w:color="000000"/>
+              <w:right w:val="single" w:sz="6" w:space="0" w:color="000000"/>
+            </w:tcBorders>
             <w:vAlign w:val="center"/>
+            <w:hideMark/>
           </w:tcPr>
           <w:p>
             <w:pPr>
@@ -1368,25 +1383,56 @@
         <w:tc>
           <w:tcPr>
             <w:tcW w:w="4844" w:type="dxa"/>
+            <w:tcBorders>
+              <w:top w:val="single" w:sz="6" w:space="0" w:color="000000"/>
+              <w:left w:val="single" w:sz="6" w:space="0" w:color="000000"/>
+              <w:bottom w:val="single" w:sz="6" w:space="0" w:color="000000"/>
+              <w:right w:val="single" w:sz="6" w:space="0" w:color="000000"/>
+            </w:tcBorders>
             <w:vAlign w:val="center"/>
+            <w:hideMark/>
           </w:tcPr>
           <w:p>
             <w:pPr>
               <w:ind w:firstLine="0"/>
               <w:jc w:val="left"/>
             </w:pPr>
+            <w:proofErr w:type="spellStart"/>
             <w:r>
               <w:rPr>
                 <w:sz w:val="24"/>
               </w:rPr>
-              <w:t>Количество объектов</w:t>
+              <w:lastRenderedPageBreak/>
+              <w:t>Количество</w:t>
             </w:r>
+            <w:proofErr w:type="spellEnd"/>
+            <w:r>
+              <w:rPr>
+                <w:sz w:val="24"/>
+              </w:rPr>
+              <w:t xml:space="preserve"> </w:t>
+            </w:r>
+            <w:proofErr w:type="spellStart"/>
+            <w:r>
+              <w:rPr>
+                <w:sz w:val="24"/>
+              </w:rPr>
+              <w:t>объектов</w:t>
+            </w:r>
+            <w:proofErr w:type="spellEnd"/>
           </w:p>
         </w:tc>
         <w:tc>
           <w:tcPr>
             <w:tcW w:w="4844" w:type="dxa"/>
+            <w:tcBorders>
+              <w:top w:val="single" w:sz="6" w:space="0" w:color="000000"/>
+              <w:left w:val="single" w:sz="6" w:space="0" w:color="000000"/>
+              <w:bottom w:val="single" w:sz="6" w:space="0" w:color="000000"/>
+              <w:right w:val="single" w:sz="6" w:space="0" w:color="000000"/>
+            </w:tcBorders>
             <w:vAlign w:val="center"/>
+            <w:hideMark/>
           </w:tcPr>
           <w:p>
             <w:pPr>
@@ -1409,26 +1455,69 @@
         <w:tc>
           <w:tcPr>
             <w:tcW w:w="4844" w:type="dxa"/>
+            <w:tcBorders>
+              <w:top w:val="single" w:sz="6" w:space="0" w:color="000000"/>
+              <w:left w:val="single" w:sz="6" w:space="0" w:color="000000"/>
+              <w:bottom w:val="single" w:sz="6" w:space="0" w:color="000000"/>
+              <w:right w:val="single" w:sz="6" w:space="0" w:color="000000"/>
+            </w:tcBorders>
             <w:vAlign w:val="center"/>
+            <w:hideMark/>
           </w:tcPr>
           <w:p>
             <w:pPr>
               <w:ind w:firstLine="0"/>
               <w:jc w:val="left"/>
             </w:pPr>
+            <w:proofErr w:type="spellStart"/>
             <w:r>
               <w:rPr>
                 <w:sz w:val="24"/>
               </w:rPr>
-              <w:lastRenderedPageBreak/>
-              <w:t>Количество исходных столбцов</w:t>
+              <w:t>Количество</w:t>
             </w:r>
+            <w:proofErr w:type="spellEnd"/>
+            <w:r>
+              <w:rPr>
+                <w:sz w:val="24"/>
+              </w:rPr>
+              <w:t xml:space="preserve"> </w:t>
+            </w:r>
+            <w:proofErr w:type="spellStart"/>
+            <w:r>
+              <w:rPr>
+                <w:sz w:val="24"/>
+              </w:rPr>
+              <w:t>исходных</w:t>
+            </w:r>
+            <w:proofErr w:type="spellEnd"/>
+            <w:r>
+              <w:rPr>
+                <w:sz w:val="24"/>
+              </w:rPr>
+              <w:t xml:space="preserve"> </w:t>
+            </w:r>
+            <w:proofErr w:type="spellStart"/>
+            <w:r>
+              <w:rPr>
+                <w:sz w:val="24"/>
+              </w:rPr>
+              <w:t>столбцов</w:t>
+            </w:r>
+            <w:proofErr w:type="spellEnd"/>
           </w:p>
         </w:tc>
         <w:tc>
           <w:tcPr>
             <w:tcW w:w="4844" w:type="dxa"/>
+            <w:tcBorders>
+              <w:top w:val="single" w:sz="6" w:space="0" w:color="000000"/>
+              <w:left w:val="single" w:sz="6" w:space="0" w:color="000000"/>
+              <w:bottom w:val="single" w:sz="6" w:space="0" w:color="000000"/>
+              <w:right w:val="single" w:sz="6" w:space="0" w:color="000000"/>
+            </w:tcBorders>
             <w:vAlign w:val="center"/>
+            <w:hideMark/>
           </w:tcPr>
           <w:p>
             <w:pPr>
@@ -1451,25 +1540,55 @@
         <w:tc>
           <w:tcPr>
             <w:tcW w:w="4844" w:type="dxa"/>
+            <w:tcBorders>
+              <w:top w:val="single" w:sz="6" w:space="0" w:color="000000"/>
+              <w:left w:val="single" w:sz="6" w:space="0" w:color="000000"/>
+              <w:bottom w:val="single" w:sz="6" w:space="0" w:color="000000"/>
+              <w:right w:val="single" w:sz="6" w:space="0" w:color="000000"/>
+            </w:tcBorders>
             <w:vAlign w:val="center"/>
+            <w:hideMark/>
           </w:tcPr>
           <w:p>
             <w:pPr>
               <w:ind w:firstLine="0"/>
               <w:jc w:val="left"/>
             </w:pPr>
+            <w:proofErr w:type="spellStart"/>
             <w:r>
               <w:rPr>
                 <w:sz w:val="24"/>
               </w:rPr>
-              <w:t>Использовано признаков</w:t>
+              <w:t>Использовано</w:t>
             </w:r>
+            <w:proofErr w:type="spellEnd"/>
+            <w:r>
+              <w:rPr>
+                <w:sz w:val="24"/>
+              </w:rPr>
+              <w:t xml:space="preserve"> </w:t>
+            </w:r>
+            <w:proofErr w:type="spellStart"/>
+            <w:r>
+              <w:rPr>
+                <w:sz w:val="24"/>
+              </w:rPr>
+              <w:t>признаков</w:t>
+            </w:r>
+            <w:proofErr w:type="spellEnd"/>
           </w:p>
         </w:tc>
         <w:tc>
           <w:tcPr>
             <w:tcW w:w="4844" w:type="dxa"/>
+            <w:tcBorders>
+              <w:top w:val="single" w:sz="6" w:space="0" w:color="000000"/>
+              <w:left w:val="single" w:sz="6" w:space="0" w:color="000000"/>
+              <w:bottom w:val="single" w:sz="6" w:space="0" w:color="000000"/>
+              <w:right w:val="single" w:sz="6" w:space="0" w:color="000000"/>
+            </w:tcBorders>
             <w:vAlign w:val="center"/>
+            <w:hideMark/>
           </w:tcPr>
           <w:p>
             <w:pPr>
@@ -1492,25 +1611,55 @@
         <w:tc>
           <w:tcPr>
             <w:tcW w:w="4844" w:type="dxa"/>
+            <w:tcBorders>
+              <w:top w:val="single" w:sz="6" w:space="0" w:color="000000"/>
+              <w:left w:val="single" w:sz="6" w:space="0" w:color="000000"/>
+              <w:bottom w:val="single" w:sz="6" w:space="0" w:color="000000"/>
+              <w:right w:val="single" w:sz="6" w:space="0" w:color="000000"/>
+            </w:tcBorders>
             <w:vAlign w:val="center"/>
+            <w:hideMark/>
           </w:tcPr>
           <w:p>
             <w:pPr>
               <w:ind w:firstLine="0"/>
               <w:jc w:val="left"/>
             </w:pPr>
+            <w:proofErr w:type="spellStart"/>
             <w:r>
               <w:rPr>
                 <w:sz w:val="24"/>
               </w:rPr>
-              <w:t>Целевые классы</w:t>
+              <w:t>Целевые</w:t>
             </w:r>
+            <w:proofErr w:type="spellEnd"/>
+            <w:r>
+              <w:rPr>
+                <w:sz w:val="24"/>
+              </w:rPr>
+              <w:t xml:space="preserve"> </w:t>
+            </w:r>
+            <w:proofErr w:type="spellStart"/>
+            <w:r>
+              <w:rPr>
+                <w:sz w:val="24"/>
+              </w:rPr>
+              <w:t>классы</w:t>
+            </w:r>
+            <w:proofErr w:type="spellEnd"/>
           </w:p>
         </w:tc>
         <w:tc>
           <w:tcPr>
             <w:tcW w:w="4844" w:type="dxa"/>
+            <w:tcBorders>
+              <w:top w:val="single" w:sz="6" w:space="0" w:color="000000"/>
+              <w:left w:val="single" w:sz="6" w:space="0" w:color="000000"/>
+              <w:bottom w:val="single" w:sz="6" w:space="0" w:color="000000"/>
+              <w:right w:val="single" w:sz="6" w:space="0" w:color="000000"/>
+            </w:tcBorders>
             <w:vAlign w:val="center"/>
+            <w:hideMark/>
           </w:tcPr>
           <w:p>
             <w:pPr>
@@ -1523,12 +1672,28 @@
               </w:rPr>
               <w:t xml:space="preserve">5 </w:t>
             </w:r>
+            <w:proofErr w:type="spellStart"/>
             <w:r>
               <w:rPr>
                 <w:sz w:val="24"/>
               </w:rPr>
-              <w:t>уровней состояния</w:t>
+              <w:t>уровней</w:t>
             </w:r>
+            <w:proofErr w:type="spellEnd"/>
+            <w:r>
+              <w:rPr>
+                <w:sz w:val="24"/>
+              </w:rPr>
+              <w:t xml:space="preserve"> </w:t>
+            </w:r>
+            <w:proofErr w:type="spellStart"/>
+            <w:r>
+              <w:rPr>
+                <w:sz w:val="24"/>
+              </w:rPr>
+              <w:t>состояния</w:t>
+            </w:r>
+            <w:proofErr w:type="spellEnd"/>
           </w:p>
         </w:tc>
       </w:tr>
@@ -1540,12 +1705,53 @@
         <w:ind w:firstLine="0"/>
         <w:jc w:val="center"/>
       </w:pPr>
+      <w:proofErr w:type="spellStart"/>
       <w:r>
         <w:rPr>
           <w:b/>
           <w:sz w:val="24"/>
         </w:rPr>
-        <w:t>Таблица 2 — Пример фрагмента датасета</w:t>
+        <w:t>Таблица</w:t>
+      </w:r>
+      <w:proofErr w:type="spellEnd"/>
+      <w:r>
+        <w:rPr>
+          <w:b/>
+          <w:sz w:val="24"/>
+        </w:rPr>
+        <w:t xml:space="preserve"> 2 — </w:t>
+      </w:r>
+      <w:proofErr w:type="spellStart"/>
+      <w:r>
+        <w:rPr>
+          <w:b/>
+          <w:sz w:val="24"/>
+        </w:rPr>
+        <w:t>Пример</w:t>
+      </w:r>
+      <w:proofErr w:type="spellEnd"/>
+      <w:r>
+        <w:rPr>
+          <w:b/>
+          <w:sz w:val="24"/>
+        </w:rPr>
+        <w:t xml:space="preserve"> </w:t>
+      </w:r>
+      <w:proofErr w:type="spellStart"/>
+      <w:r>
+        <w:rPr>
+          <w:b/>
+          <w:sz w:val="24"/>
+        </w:rPr>
+        <w:t>фрагмента</w:t>
+      </w:r>
+      <w:proofErr w:type="spellEnd"/>
+      <w:r>
+        <w:rPr>
+          <w:b/>
+          <w:sz w:val="24"/>
+        </w:rPr>
+        <w:t xml:space="preserve"> датасета</w:t>
       </w:r>
     </w:p>
     <w:tbl>
@@ -1580,8 +1786,15 @@
         <w:tc>
           <w:tcPr>
             <w:tcW w:w="1077" w:type="dxa"/>
+            <w:tcBorders>
+              <w:top w:val="single" w:sz="6" w:space="0" w:color="000000"/>
+              <w:left w:val="single" w:sz="6" w:space="0" w:color="000000"/>
+              <w:bottom w:val="single" w:sz="6" w:space="0" w:color="000000"/>
+              <w:right w:val="single" w:sz="6" w:space="0" w:color="000000"/>
+            </w:tcBorders>
             <w:shd w:val="clear" w:color="auto" w:fill="D9EAF7"/>
             <w:vAlign w:val="center"/>
+            <w:hideMark/>
           </w:tcPr>
           <w:p>
             <w:pPr>
@@ -1600,8 +1813,15 @@
         <w:tc>
           <w:tcPr>
             <w:tcW w:w="1077" w:type="dxa"/>
+            <w:tcBorders>
+              <w:top w:val="single" w:sz="6" w:space="0" w:color="000000"/>
+              <w:left w:val="single" w:sz="6" w:space="0" w:color="000000"/>
+              <w:bottom w:val="single" w:sz="6" w:space="0" w:color="000000"/>
+              <w:right w:val="single" w:sz="6" w:space="0" w:color="000000"/>
+            </w:tcBorders>
             <w:shd w:val="clear" w:color="auto" w:fill="D9EAF7"/>
             <w:vAlign w:val="center"/>
+            <w:hideMark/>
           </w:tcPr>
           <w:p>
             <w:pPr>
@@ -1620,8 +1840,15 @@
         <w:tc>
           <w:tcPr>
             <w:tcW w:w="1077" w:type="dxa"/>
+            <w:tcBorders>
+              <w:top w:val="single" w:sz="6" w:space="0" w:color="000000"/>
+              <w:left w:val="single" w:sz="6" w:space="0" w:color="000000"/>
+              <w:bottom w:val="single" w:sz="6" w:space="0" w:color="000000"/>
+              <w:right w:val="single" w:sz="6" w:space="0" w:color="000000"/>
+            </w:tcBorders>
             <w:shd w:val="clear" w:color="auto" w:fill="D9EAF7"/>
             <w:vAlign w:val="center"/>
+            <w:hideMark/>
           </w:tcPr>
           <w:p>
             <w:pPr>
@@ -1640,8 +1867,15 @@
         <w:tc>
           <w:tcPr>
             <w:tcW w:w="1077" w:type="dxa"/>
+            <w:tcBorders>
+              <w:top w:val="single" w:sz="6" w:space="0" w:color="000000"/>
+              <w:left w:val="single" w:sz="6" w:space="0" w:color="000000"/>
+              <w:bottom w:val="single" w:sz="6" w:space="0" w:color="000000"/>
+              <w:right w:val="single" w:sz="6" w:space="0" w:color="000000"/>
+            </w:tcBorders>
             <w:shd w:val="clear" w:color="auto" w:fill="D9EAF7"/>
             <w:vAlign w:val="center"/>
+            <w:hideMark/>
           </w:tcPr>
           <w:p>
             <w:pPr>
@@ -1660,8 +1894,15 @@
         <w:tc>
           <w:tcPr>
             <w:tcW w:w="1077" w:type="dxa"/>
+            <w:tcBorders>
+              <w:top w:val="single" w:sz="6" w:space="0" w:color="000000"/>
+              <w:left w:val="single" w:sz="6" w:space="0" w:color="000000"/>
+              <w:bottom w:val="single" w:sz="6" w:space="0" w:color="000000"/>
+              <w:right w:val="single" w:sz="6" w:space="0" w:color="000000"/>
+            </w:tcBorders>
             <w:shd w:val="clear" w:color="auto" w:fill="D9EAF7"/>
             <w:vAlign w:val="center"/>
+            <w:hideMark/>
           </w:tcPr>
           <w:p>
             <w:pPr>
@@ -1680,8 +1921,15 @@
         <w:tc>
           <w:tcPr>
             <w:tcW w:w="1077" w:type="dxa"/>
+            <w:tcBorders>
+              <w:top w:val="single" w:sz="6" w:space="0" w:color="000000"/>
+              <w:left w:val="single" w:sz="6" w:space="0" w:color="000000"/>
+              <w:bottom w:val="single" w:sz="6" w:space="0" w:color="000000"/>
+              <w:right w:val="single" w:sz="6" w:space="0" w:color="000000"/>
+            </w:tcBorders>
             <w:shd w:val="clear" w:color="auto" w:fill="D9EAF7"/>
             <w:vAlign w:val="center"/>
+            <w:hideMark/>
           </w:tcPr>
           <w:p>
             <w:pPr>
@@ -1700,8 +1948,15 @@
         <w:tc>
           <w:tcPr>
             <w:tcW w:w="1077" w:type="dxa"/>
+            <w:tcBorders>
+              <w:top w:val="single" w:sz="6" w:space="0" w:color="000000"/>
+              <w:left w:val="single" w:sz="6" w:space="0" w:color="000000"/>
+              <w:bottom w:val="single" w:sz="6" w:space="0" w:color="000000"/>
+              <w:right w:val="single" w:sz="6" w:space="0" w:color="000000"/>
+            </w:tcBorders>
             <w:shd w:val="clear" w:color="auto" w:fill="D9EAF7"/>
             <w:vAlign w:val="center"/>
+            <w:hideMark/>
           </w:tcPr>
           <w:p>
             <w:pPr>
@@ -1720,8 +1975,15 @@
         <w:tc>
           <w:tcPr>
             <w:tcW w:w="1077" w:type="dxa"/>
+            <w:tcBorders>
+              <w:top w:val="single" w:sz="6" w:space="0" w:color="000000"/>
+              <w:left w:val="single" w:sz="6" w:space="0" w:color="000000"/>
+              <w:bottom w:val="single" w:sz="6" w:space="0" w:color="000000"/>
+              <w:right w:val="single" w:sz="6" w:space="0" w:color="000000"/>
+            </w:tcBorders>
             <w:shd w:val="clear" w:color="auto" w:fill="D9EAF7"/>
             <w:vAlign w:val="center"/>
+            <w:hideMark/>
           </w:tcPr>
           <w:p>
             <w:pPr>
@@ -1740,8 +2002,15 @@
         <w:tc>
           <w:tcPr>
             <w:tcW w:w="1077" w:type="dxa"/>
+            <w:tcBorders>
+              <w:top w:val="single" w:sz="6" w:space="0" w:color="000000"/>
+              <w:left w:val="single" w:sz="6" w:space="0" w:color="000000"/>
+              <w:bottom w:val="single" w:sz="6" w:space="0" w:color="000000"/>
+              <w:right w:val="single" w:sz="6" w:space="0" w:color="000000"/>
+            </w:tcBorders>
             <w:shd w:val="clear" w:color="auto" w:fill="D9EAF7"/>
             <w:vAlign w:val="center"/>
+            <w:hideMark/>
           </w:tcPr>
           <w:p>
             <w:pPr>
@@ -1765,7 +2034,14 @@
         <w:tc>
           <w:tcPr>
             <w:tcW w:w="1077" w:type="dxa"/>
+            <w:tcBorders>
+              <w:top w:val="single" w:sz="6" w:space="0" w:color="000000"/>
+              <w:left w:val="single" w:sz="6" w:space="0" w:color="000000"/>
+              <w:bottom w:val="single" w:sz="6" w:space="0" w:color="000000"/>
+              <w:right w:val="single" w:sz="6" w:space="0" w:color="000000"/>
+            </w:tcBorders>
             <w:vAlign w:val="center"/>
+            <w:hideMark/>
           </w:tcPr>
           <w:p>
             <w:pPr>
@@ -1783,7 +2059,14 @@
         <w:tc>
           <w:tcPr>
             <w:tcW w:w="1077" w:type="dxa"/>
+            <w:tcBorders>
+              <w:top w:val="single" w:sz="6" w:space="0" w:color="000000"/>
+              <w:left w:val="single" w:sz="6" w:space="0" w:color="000000"/>
+              <w:bottom w:val="single" w:sz="6" w:space="0" w:color="000000"/>
+              <w:right w:val="single" w:sz="6" w:space="0" w:color="000000"/>
+            </w:tcBorders>
             <w:vAlign w:val="center"/>
+            <w:hideMark/>
           </w:tcPr>
           <w:p>
             <w:pPr>
@@ -1801,7 +2084,14 @@
         <w:tc>
           <w:tcPr>
             <w:tcW w:w="1077" w:type="dxa"/>
+            <w:tcBorders>
+              <w:top w:val="single" w:sz="6" w:space="0" w:color="000000"/>
+              <w:left w:val="single" w:sz="6" w:space="0" w:color="000000"/>
+              <w:bottom w:val="single" w:sz="6" w:space="0" w:color="000000"/>
+              <w:right w:val="single" w:sz="6" w:space="0" w:color="000000"/>
+            </w:tcBorders>
             <w:vAlign w:val="center"/>
+            <w:hideMark/>
           </w:tcPr>
           <w:p>
             <w:pPr>
@@ -1819,7 +2109,14 @@
         <w:tc>
           <w:tcPr>
             <w:tcW w:w="1077" w:type="dxa"/>
+            <w:tcBorders>
+              <w:top w:val="single" w:sz="6" w:space="0" w:color="000000"/>
+              <w:left w:val="single" w:sz="6" w:space="0" w:color="000000"/>
+              <w:bottom w:val="single" w:sz="6" w:space="0" w:color="000000"/>
+              <w:right w:val="single" w:sz="6" w:space="0" w:color="000000"/>
+            </w:tcBorders>
             <w:vAlign w:val="center"/>
+            <w:hideMark/>
           </w:tcPr>
           <w:p>
             <w:pPr>
@@ -1837,7 +2134,14 @@
         <w:tc>
           <w:tcPr>
             <w:tcW w:w="1077" w:type="dxa"/>
+            <w:tcBorders>
+              <w:top w:val="single" w:sz="6" w:space="0" w:color="000000"/>
+              <w:left w:val="single" w:sz="6" w:space="0" w:color="000000"/>
+              <w:bottom w:val="single" w:sz="6" w:space="0" w:color="000000"/>
+              <w:right w:val="single" w:sz="6" w:space="0" w:color="000000"/>
+            </w:tcBorders>
             <w:vAlign w:val="center"/>
+            <w:hideMark/>
           </w:tcPr>
           <w:p>
             <w:pPr>
@@ -1855,7 +2159,14 @@
         <w:tc>
           <w:tcPr>
             <w:tcW w:w="1077" w:type="dxa"/>
+            <w:tcBorders>
+              <w:top w:val="single" w:sz="6" w:space="0" w:color="000000"/>
+              <w:left w:val="single" w:sz="6" w:space="0" w:color="000000"/>
+              <w:bottom w:val="single" w:sz="6" w:space="0" w:color="000000"/>
+              <w:right w:val="single" w:sz="6" w:space="0" w:color="000000"/>
+            </w:tcBorders>
             <w:vAlign w:val="center"/>
+            <w:hideMark/>
           </w:tcPr>
           <w:p>
             <w:pPr>
@@ -1873,7 +2184,14 @@
         <w:tc>
           <w:tcPr>
             <w:tcW w:w="1077" w:type="dxa"/>
+            <w:tcBorders>
+              <w:top w:val="single" w:sz="6" w:space="0" w:color="000000"/>
+              <w:left w:val="single" w:sz="6" w:space="0" w:color="000000"/>
+              <w:bottom w:val="single" w:sz="6" w:space="0" w:color="000000"/>
+              <w:right w:val="single" w:sz="6" w:space="0" w:color="000000"/>
+            </w:tcBorders>
             <w:vAlign w:val="center"/>
+            <w:hideMark/>
           </w:tcPr>
           <w:p>
             <w:pPr>
@@ -1891,7 +2209,14 @@
         <w:tc>
           <w:tcPr>
             <w:tcW w:w="1077" w:type="dxa"/>
+            <w:tcBorders>
+              <w:top w:val="single" w:sz="6" w:space="0" w:color="000000"/>
+              <w:left w:val="single" w:sz="6" w:space="0" w:color="000000"/>
+              <w:bottom w:val="single" w:sz="6" w:space="0" w:color="000000"/>
+              <w:right w:val="single" w:sz="6" w:space="0" w:color="000000"/>
+            </w:tcBorders>
             <w:vAlign w:val="center"/>
+            <w:hideMark/>
           </w:tcPr>
           <w:p>
             <w:pPr>
@@ -1909,7 +2234,14 @@
         <w:tc>
           <w:tcPr>
             <w:tcW w:w="1077" w:type="dxa"/>
+            <w:tcBorders>
+              <w:top w:val="single" w:sz="6" w:space="0" w:color="000000"/>
+              <w:left w:val="single" w:sz="6" w:space="0" w:color="000000"/>
+              <w:bottom w:val="single" w:sz="6" w:space="0" w:color="000000"/>
+              <w:right w:val="single" w:sz="6" w:space="0" w:color="000000"/>
+            </w:tcBorders>
             <w:vAlign w:val="center"/>
+            <w:hideMark/>
           </w:tcPr>
           <w:p>
             <w:pPr>
@@ -1932,7 +2264,14 @@
         <w:tc>
           <w:tcPr>
             <w:tcW w:w="1077" w:type="dxa"/>
+            <w:tcBorders>
+              <w:top w:val="single" w:sz="6" w:space="0" w:color="000000"/>
+              <w:left w:val="single" w:sz="6" w:space="0" w:color="000000"/>
+              <w:bottom w:val="single" w:sz="6" w:space="0" w:color="000000"/>
+              <w:right w:val="single" w:sz="6" w:space="0" w:color="000000"/>
+            </w:tcBorders>
             <w:vAlign w:val="center"/>
+            <w:hideMark/>
           </w:tcPr>
           <w:p>
             <w:pPr>
@@ -1950,7 +2289,14 @@
         <w:tc>
           <w:tcPr>
             <w:tcW w:w="1077" w:type="dxa"/>
+            <w:tcBorders>
+              <w:top w:val="single" w:sz="6" w:space="0" w:color="000000"/>
+              <w:left w:val="single" w:sz="6" w:space="0" w:color="000000"/>
+              <w:bottom w:val="single" w:sz="6" w:space="0" w:color="000000"/>
+              <w:right w:val="single" w:sz="6" w:space="0" w:color="000000"/>
+            </w:tcBorders>
             <w:vAlign w:val="center"/>
+            <w:hideMark/>
           </w:tcPr>
           <w:p>
             <w:pPr>
@@ -1968,7 +2314,14 @@
         <w:tc>
           <w:tcPr>
             <w:tcW w:w="1077" w:type="dxa"/>
+            <w:tcBorders>
+              <w:top w:val="single" w:sz="6" w:space="0" w:color="000000"/>
+              <w:left w:val="single" w:sz="6" w:space="0" w:color="000000"/>
+              <w:bottom w:val="single" w:sz="6" w:space="0" w:color="000000"/>
+              <w:right w:val="single" w:sz="6" w:space="0" w:color="000000"/>
+            </w:tcBorders>
             <w:vAlign w:val="center"/>
+            <w:hideMark/>
           </w:tcPr>
           <w:p>
             <w:pPr>
@@ -1986,7 +2339,14 @@
         <w:tc>
           <w:tcPr>
             <w:tcW w:w="1077" w:type="dxa"/>
+            <w:tcBorders>
+              <w:top w:val="single" w:sz="6" w:space="0" w:color="000000"/>
+              <w:left w:val="single" w:sz="6" w:space="0" w:color="000000"/>
+              <w:bottom w:val="single" w:sz="6" w:space="0" w:color="000000"/>
+              <w:right w:val="single" w:sz="6" w:space="0" w:color="000000"/>
+            </w:tcBorders>
             <w:vAlign w:val="center"/>
+            <w:hideMark/>
           </w:tcPr>
           <w:p>
             <w:pPr>
@@ -2004,7 +2364,14 @@
         <w:tc>
           <w:tcPr>
             <w:tcW w:w="1077" w:type="dxa"/>
+            <w:tcBorders>
+              <w:top w:val="single" w:sz="6" w:space="0" w:color="000000"/>
+              <w:left w:val="single" w:sz="6" w:space="0" w:color="000000"/>
+              <w:bottom w:val="single" w:sz="6" w:space="0" w:color="000000"/>
+              <w:right w:val="single" w:sz="6" w:space="0" w:color="000000"/>
+            </w:tcBorders>
             <w:vAlign w:val="center"/>
+            <w:hideMark/>
           </w:tcPr>
           <w:p>
             <w:pPr>
@@ -2022,7 +2389,14 @@
         <w:tc>
           <w:tcPr>
             <w:tcW w:w="1077" w:type="dxa"/>
+            <w:tcBorders>
+              <w:top w:val="single" w:sz="6" w:space="0" w:color="000000"/>
+              <w:left w:val="single" w:sz="6" w:space="0" w:color="000000"/>
+              <w:bottom w:val="single" w:sz="6" w:space="0" w:color="000000"/>
+              <w:right w:val="single" w:sz="6" w:space="0" w:color="000000"/>
+            </w:tcBorders>
             <w:vAlign w:val="center"/>
+            <w:hideMark/>
           </w:tcPr>
           <w:p>
             <w:pPr>
@@ -2040,7 +2414,14 @@
         <w:tc>
           <w:tcPr>
             <w:tcW w:w="1077" w:type="dxa"/>
+            <w:tcBorders>
+              <w:top w:val="single" w:sz="6" w:space="0" w:color="000000"/>
+              <w:left w:val="single" w:sz="6" w:space="0" w:color="000000"/>
+              <w:bottom w:val="single" w:sz="6" w:space="0" w:color="000000"/>
+              <w:right w:val="single" w:sz="6" w:space="0" w:color="000000"/>
+            </w:tcBorders>
             <w:vAlign w:val="center"/>
+            <w:hideMark/>
           </w:tcPr>
           <w:p>
             <w:pPr>
@@ -2058,7 +2439,14 @@
         <w:tc>
           <w:tcPr>
             <w:tcW w:w="1077" w:type="dxa"/>
+            <w:tcBorders>
+              <w:top w:val="single" w:sz="6" w:space="0" w:color="000000"/>
+              <w:left w:val="single" w:sz="6" w:space="0" w:color="000000"/>
+              <w:bottom w:val="single" w:sz="6" w:space="0" w:color="000000"/>
+              <w:right w:val="single" w:sz="6" w:space="0" w:color="000000"/>
+            </w:tcBorders>
             <w:vAlign w:val="center"/>
+            <w:hideMark/>
           </w:tcPr>
           <w:p>
             <w:pPr>
@@ -2076,7 +2464,14 @@
         <w:tc>
           <w:tcPr>
             <w:tcW w:w="1077" w:type="dxa"/>
+            <w:tcBorders>
+              <w:top w:val="single" w:sz="6" w:space="0" w:color="000000"/>
+              <w:left w:val="single" w:sz="6" w:space="0" w:color="000000"/>
+              <w:bottom w:val="single" w:sz="6" w:space="0" w:color="000000"/>
+              <w:right w:val="single" w:sz="6" w:space="0" w:color="000000"/>
+            </w:tcBorders>
             <w:vAlign w:val="center"/>
+            <w:hideMark/>
           </w:tcPr>
           <w:p>
             <w:pPr>
@@ -2099,7 +2494,14 @@
         <w:tc>
           <w:tcPr>
             <w:tcW w:w="1077" w:type="dxa"/>
+            <w:tcBorders>
+              <w:top w:val="single" w:sz="6" w:space="0" w:color="000000"/>
+              <w:left w:val="single" w:sz="6" w:space="0" w:color="000000"/>
+              <w:bottom w:val="single" w:sz="6" w:space="0" w:color="000000"/>
+              <w:right w:val="single" w:sz="6" w:space="0" w:color="000000"/>
+            </w:tcBorders>
             <w:vAlign w:val="center"/>
+            <w:hideMark/>
           </w:tcPr>
           <w:p>
             <w:pPr>
@@ -2117,7 +2519,14 @@
         <w:tc>
           <w:tcPr>
             <w:tcW w:w="1077" w:type="dxa"/>
+            <w:tcBorders>
+              <w:top w:val="single" w:sz="6" w:space="0" w:color="000000"/>
+              <w:left w:val="single" w:sz="6" w:space="0" w:color="000000"/>
+              <w:bottom w:val="single" w:sz="6" w:space="0" w:color="000000"/>
+              <w:right w:val="single" w:sz="6" w:space="0" w:color="000000"/>
+            </w:tcBorders>
             <w:vAlign w:val="center"/>
+            <w:hideMark/>
           </w:tcPr>
           <w:p>
             <w:pPr>
@@ -2135,7 +2544,14 @@
         <w:tc>
           <w:tcPr>
             <w:tcW w:w="1077" w:type="dxa"/>
+            <w:tcBorders>
+              <w:top w:val="single" w:sz="6" w:space="0" w:color="000000"/>
+              <w:left w:val="single" w:sz="6" w:space="0" w:color="000000"/>
+              <w:bottom w:val="single" w:sz="6" w:space="0" w:color="000000"/>
+              <w:right w:val="single" w:sz="6" w:space="0" w:color="000000"/>
+            </w:tcBorders>
             <w:vAlign w:val="center"/>
+            <w:hideMark/>
           </w:tcPr>
           <w:p>
             <w:pPr>
@@ -2153,7 +2569,14 @@
         <w:tc>
           <w:tcPr>
             <w:tcW w:w="1077" w:type="dxa"/>
+            <w:tcBorders>
+              <w:top w:val="single" w:sz="6" w:space="0" w:color="000000"/>
+              <w:left w:val="single" w:sz="6" w:space="0" w:color="000000"/>
+              <w:bottom w:val="single" w:sz="6" w:space="0" w:color="000000"/>
+              <w:right w:val="single" w:sz="6" w:space="0" w:color="000000"/>
+            </w:tcBorders>
             <w:vAlign w:val="center"/>
+            <w:hideMark/>
           </w:tcPr>
           <w:p>
             <w:pPr>
@@ -2171,7 +2594,14 @@
         <w:tc>
           <w:tcPr>
             <w:tcW w:w="1077" w:type="dxa"/>
+            <w:tcBorders>
+              <w:top w:val="single" w:sz="6" w:space="0" w:color="000000"/>
+              <w:left w:val="single" w:sz="6" w:space="0" w:color="000000"/>
+              <w:bottom w:val="single" w:sz="6" w:space="0" w:color="000000"/>
+              <w:right w:val="single" w:sz="6" w:space="0" w:color="000000"/>
+            </w:tcBorders>
             <w:vAlign w:val="center"/>
+            <w:hideMark/>
           </w:tcPr>
           <w:p>
             <w:pPr>
@@ -2189,7 +2619,14 @@
         <w:tc>
           <w:tcPr>
             <w:tcW w:w="1077" w:type="dxa"/>
+            <w:tcBorders>
+              <w:top w:val="single" w:sz="6" w:space="0" w:color="000000"/>
+              <w:left w:val="single" w:sz="6" w:space="0" w:color="000000"/>
+              <w:bottom w:val="single" w:sz="6" w:space="0" w:color="000000"/>
+              <w:right w:val="single" w:sz="6" w:space="0" w:color="000000"/>
+            </w:tcBorders>
             <w:vAlign w:val="center"/>
+            <w:hideMark/>
           </w:tcPr>
           <w:p>
             <w:pPr>
@@ -2207,7 +2644,14 @@
         <w:tc>
           <w:tcPr>
             <w:tcW w:w="1077" w:type="dxa"/>
+            <w:tcBorders>
+              <w:top w:val="single" w:sz="6" w:space="0" w:color="000000"/>
+              <w:left w:val="single" w:sz="6" w:space="0" w:color="000000"/>
+              <w:bottom w:val="single" w:sz="6" w:space="0" w:color="000000"/>
+              <w:right w:val="single" w:sz="6" w:space="0" w:color="000000"/>
+            </w:tcBorders>
             <w:vAlign w:val="center"/>
+            <w:hideMark/>
           </w:tcPr>
           <w:p>
             <w:pPr>
@@ -2225,7 +2669,14 @@
         <w:tc>
           <w:tcPr>
             <w:tcW w:w="1077" w:type="dxa"/>
+            <w:tcBorders>
+              <w:top w:val="single" w:sz="6" w:space="0" w:color="000000"/>
+              <w:left w:val="single" w:sz="6" w:space="0" w:color="000000"/>
+              <w:bottom w:val="single" w:sz="6" w:space="0" w:color="000000"/>
+              <w:right w:val="single" w:sz="6" w:space="0" w:color="000000"/>
+            </w:tcBorders>
             <w:vAlign w:val="center"/>
+            <w:hideMark/>
           </w:tcPr>
           <w:p>
             <w:pPr>
@@ -2243,7 +2694,14 @@
         <w:tc>
           <w:tcPr>
             <w:tcW w:w="1077" w:type="dxa"/>
+            <w:tcBorders>
+              <w:top w:val="single" w:sz="6" w:space="0" w:color="000000"/>
+              <w:left w:val="single" w:sz="6" w:space="0" w:color="000000"/>
+              <w:bottom w:val="single" w:sz="6" w:space="0" w:color="000000"/>
+              <w:right w:val="single" w:sz="6" w:space="0" w:color="000000"/>
+            </w:tcBorders>
             <w:vAlign w:val="center"/>
+            <w:hideMark/>
           </w:tcPr>
           <w:p>
             <w:pPr>
@@ -2267,13 +2725,47 @@
         <w:ind w:firstLine="0"/>
         <w:jc w:val="center"/>
       </w:pPr>
+      <w:proofErr w:type="spellStart"/>
       <w:r>
         <w:rPr>
           <w:b/>
           <w:sz w:val="24"/>
         </w:rPr>
-        <w:t>Таблица 3 — Распределение классов</w:t>
+        <w:t>Таблица</w:t>
       </w:r>
+      <w:proofErr w:type="spellEnd"/>
+      <w:r>
+        <w:rPr>
+          <w:b/>
+          <w:sz w:val="24"/>
+        </w:rPr>
+        <w:t xml:space="preserve"> 3 — </w:t>
+      </w:r>
+      <w:proofErr w:type="spellStart"/>
+      <w:r>
+        <w:rPr>
+          <w:b/>
+          <w:sz w:val="24"/>
+        </w:rPr>
+        <w:t>Распределение</w:t>
+      </w:r>
+      <w:proofErr w:type="spellEnd"/>
+      <w:r>
+        <w:rPr>
+          <w:b/>
+          <w:sz w:val="24"/>
+        </w:rPr>
+        <w:t xml:space="preserve"> </w:t>
+      </w:r>
+      <w:proofErr w:type="spellStart"/>
+      <w:r>
+        <w:rPr>
+          <w:b/>
+          <w:sz w:val="24"/>
+        </w:rPr>
+        <w:t>классов</w:t>
+      </w:r>
+      <w:proofErr w:type="spellEnd"/>
     </w:p>
     <w:tbl>
       <w:tblPr>
@@ -2301,14 +2793,22 @@
         <w:tc>
           <w:tcPr>
             <w:tcW w:w="3230" w:type="dxa"/>
+            <w:tcBorders>
+              <w:top w:val="single" w:sz="6" w:space="0" w:color="000000"/>
+              <w:left w:val="single" w:sz="6" w:space="0" w:color="000000"/>
+              <w:bottom w:val="single" w:sz="6" w:space="0" w:color="000000"/>
+              <w:right w:val="single" w:sz="6" w:space="0" w:color="000000"/>
+            </w:tcBorders>
             <w:shd w:val="clear" w:color="auto" w:fill="D9EAF7"/>
             <w:vAlign w:val="center"/>
+            <w:hideMark/>
           </w:tcPr>
           <w:p>
             <w:pPr>
               <w:ind w:firstLine="0"/>
               <w:jc w:val="center"/>
             </w:pPr>
+            <w:proofErr w:type="spellStart"/>
             <w:r>
               <w:rPr>
                 <w:b/>
@@ -2316,19 +2816,28 @@
               </w:rPr>
               <w:t>Класс</w:t>
             </w:r>
+            <w:proofErr w:type="spellEnd"/>
           </w:p>
         </w:tc>
         <w:tc>
           <w:tcPr>
             <w:tcW w:w="3230" w:type="dxa"/>
+            <w:tcBorders>
+              <w:top w:val="single" w:sz="6" w:space="0" w:color="000000"/>
+              <w:left w:val="single" w:sz="6" w:space="0" w:color="000000"/>
+              <w:bottom w:val="single" w:sz="6" w:space="0" w:color="000000"/>
+              <w:right w:val="single" w:sz="6" w:space="0" w:color="000000"/>
+            </w:tcBorders>
             <w:shd w:val="clear" w:color="auto" w:fill="D9EAF7"/>
             <w:vAlign w:val="center"/>
+            <w:hideMark/>
           </w:tcPr>
           <w:p>
             <w:pPr>
               <w:ind w:firstLine="0"/>
               <w:jc w:val="center"/>
             </w:pPr>
+            <w:proofErr w:type="spellStart"/>
             <w:r>
               <w:rPr>
                 <w:b/>
@@ -2336,25 +2845,42 @@
               </w:rPr>
               <w:t>Количество</w:t>
             </w:r>
+            <w:proofErr w:type="spellEnd"/>
           </w:p>
         </w:tc>
         <w:tc>
           <w:tcPr>
             <w:tcW w:w="3230" w:type="dxa"/>
+            <w:tcBorders>
+              <w:top w:val="single" w:sz="6" w:space="0" w:color="000000"/>
+              <w:left w:val="single" w:sz="6" w:space="0" w:color="000000"/>
+              <w:bottom w:val="single" w:sz="6" w:space="0" w:color="000000"/>
+              <w:right w:val="single" w:sz="6" w:space="0" w:color="000000"/>
+            </w:tcBorders>
             <w:shd w:val="clear" w:color="auto" w:fill="D9EAF7"/>
             <w:vAlign w:val="center"/>
+            <w:hideMark/>
           </w:tcPr>
           <w:p>
             <w:pPr>
               <w:ind w:firstLine="0"/>
               <w:jc w:val="center"/>
             </w:pPr>
+            <w:proofErr w:type="spellStart"/>
             <w:r>
               <w:rPr>
                 <w:b/>
                 <w:sz w:val="24"/>
               </w:rPr>
-              <w:t>Доля, %</w:t>
+              <w:t>Доля</w:t>
+            </w:r>
+            <w:proofErr w:type="spellEnd"/>
+            <w:r>
+              <w:rPr>
+                <w:b/>
+                <w:sz w:val="24"/>
+              </w:rPr>
+              <w:t>, %</w:t>
             </w:r>
           </w:p>
         </w:tc>
@@ -2366,25 +2892,41 @@
         <w:tc>
           <w:tcPr>
             <w:tcW w:w="3230" w:type="dxa"/>
+            <w:tcBorders>
+              <w:top w:val="single" w:sz="6" w:space="0" w:color="000000"/>
+              <w:left w:val="single" w:sz="6" w:space="0" w:color="000000"/>
+              <w:bottom w:val="single" w:sz="6" w:space="0" w:color="000000"/>
+              <w:right w:val="single" w:sz="6" w:space="0" w:color="000000"/>
+            </w:tcBorders>
             <w:vAlign w:val="center"/>
+            <w:hideMark/>
           </w:tcPr>
           <w:p>
             <w:pPr>
               <w:ind w:firstLine="0"/>
               <w:jc w:val="left"/>
             </w:pPr>
+            <w:proofErr w:type="spellStart"/>
             <w:r>
               <w:rPr>
                 <w:sz w:val="24"/>
               </w:rPr>
               <w:t>Норма</w:t>
             </w:r>
+            <w:proofErr w:type="spellEnd"/>
           </w:p>
         </w:tc>
         <w:tc>
           <w:tcPr>
             <w:tcW w:w="3230" w:type="dxa"/>
+            <w:tcBorders>
+              <w:top w:val="single" w:sz="6" w:space="0" w:color="000000"/>
+              <w:left w:val="single" w:sz="6" w:space="0" w:color="000000"/>
+              <w:bottom w:val="single" w:sz="6" w:space="0" w:color="000000"/>
+              <w:right w:val="single" w:sz="6" w:space="0" w:color="000000"/>
+            </w:tcBorders>
             <w:vAlign w:val="center"/>
+            <w:hideMark/>
           </w:tcPr>
           <w:p>
             <w:pPr>
@@ -2402,7 +2944,14 @@
         <w:tc>
           <w:tcPr>
             <w:tcW w:w="3230" w:type="dxa"/>
+            <w:tcBorders>
+              <w:top w:val="single" w:sz="6" w:space="0" w:color="000000"/>
+              <w:left w:val="single" w:sz="6" w:space="0" w:color="000000"/>
+              <w:bottom w:val="single" w:sz="6" w:space="0" w:color="000000"/>
+              <w:right w:val="single" w:sz="6" w:space="0" w:color="000000"/>
+            </w:tcBorders>
             <w:vAlign w:val="center"/>
+            <w:hideMark/>
           </w:tcPr>
           <w:p>
             <w:pPr>
@@ -2425,25 +2974,41 @@
         <w:tc>
           <w:tcPr>
             <w:tcW w:w="3230" w:type="dxa"/>
+            <w:tcBorders>
+              <w:top w:val="single" w:sz="6" w:space="0" w:color="000000"/>
+              <w:left w:val="single" w:sz="6" w:space="0" w:color="000000"/>
+              <w:bottom w:val="single" w:sz="6" w:space="0" w:color="000000"/>
+              <w:right w:val="single" w:sz="6" w:space="0" w:color="000000"/>
+            </w:tcBorders>
             <w:vAlign w:val="center"/>
+            <w:hideMark/>
           </w:tcPr>
           <w:p>
             <w:pPr>
               <w:ind w:firstLine="0"/>
               <w:jc w:val="left"/>
             </w:pPr>
+            <w:proofErr w:type="spellStart"/>
             <w:r>
               <w:rPr>
                 <w:sz w:val="24"/>
               </w:rPr>
               <w:t>Лёгкий</w:t>
             </w:r>
+            <w:proofErr w:type="spellEnd"/>
           </w:p>
         </w:tc>
         <w:tc>
           <w:tcPr>
             <w:tcW w:w="3230" w:type="dxa"/>
+            <w:tcBorders>
+              <w:top w:val="single" w:sz="6" w:space="0" w:color="000000"/>
+              <w:left w:val="single" w:sz="6" w:space="0" w:color="000000"/>
+              <w:bottom w:val="single" w:sz="6" w:space="0" w:color="000000"/>
+              <w:right w:val="single" w:sz="6" w:space="0" w:color="000000"/>
+            </w:tcBorders>
             <w:vAlign w:val="center"/>
+            <w:hideMark/>
           </w:tcPr>
           <w:p>
             <w:pPr>
@@ -2454,20 +3019,21 @@
               <w:rPr>
                 <w:sz w:val="24"/>
               </w:rPr>
-              <w:t xml:space="preserve">1 </w:t>
-            </w:r>
-            <w:r>
-              <w:rPr>
-                <w:sz w:val="24"/>
-              </w:rPr>
-              <w:t>946</w:t>
+              <w:t>1 946</w:t>
             </w:r>
           </w:p>
         </w:tc>
         <w:tc>
           <w:tcPr>
             <w:tcW w:w="3230" w:type="dxa"/>
+            <w:tcBorders>
+              <w:top w:val="single" w:sz="6" w:space="0" w:color="000000"/>
+              <w:left w:val="single" w:sz="6" w:space="0" w:color="000000"/>
+              <w:bottom w:val="single" w:sz="6" w:space="0" w:color="000000"/>
+              <w:right w:val="single" w:sz="6" w:space="0" w:color="000000"/>
+            </w:tcBorders>
             <w:vAlign w:val="center"/>
+            <w:hideMark/>
           </w:tcPr>
           <w:p>
             <w:pPr>
@@ -2490,25 +3056,41 @@
         <w:tc>
           <w:tcPr>
             <w:tcW w:w="3230" w:type="dxa"/>
+            <w:tcBorders>
+              <w:top w:val="single" w:sz="6" w:space="0" w:color="000000"/>
+              <w:left w:val="single" w:sz="6" w:space="0" w:color="000000"/>
+              <w:bottom w:val="single" w:sz="6" w:space="0" w:color="000000"/>
+              <w:right w:val="single" w:sz="6" w:space="0" w:color="000000"/>
+            </w:tcBorders>
             <w:vAlign w:val="center"/>
+            <w:hideMark/>
           </w:tcPr>
           <w:p>
             <w:pPr>
               <w:ind w:firstLine="0"/>
               <w:jc w:val="left"/>
             </w:pPr>
+            <w:proofErr w:type="spellStart"/>
             <w:r>
               <w:rPr>
                 <w:sz w:val="24"/>
               </w:rPr>
               <w:t>Умеренный</w:t>
             </w:r>
+            <w:proofErr w:type="spellEnd"/>
           </w:p>
         </w:tc>
         <w:tc>
           <w:tcPr>
             <w:tcW w:w="3230" w:type="dxa"/>
+            <w:tcBorders>
+              <w:top w:val="single" w:sz="6" w:space="0" w:color="000000"/>
+              <w:left w:val="single" w:sz="6" w:space="0" w:color="000000"/>
+              <w:bottom w:val="single" w:sz="6" w:space="0" w:color="000000"/>
+              <w:right w:val="single" w:sz="6" w:space="0" w:color="000000"/>
+            </w:tcBorders>
             <w:vAlign w:val="center"/>
+            <w:hideMark/>
           </w:tcPr>
           <w:p>
             <w:pPr>
@@ -2526,7 +3108,14 @@
         <w:tc>
           <w:tcPr>
             <w:tcW w:w="3230" w:type="dxa"/>
+            <w:tcBorders>
+              <w:top w:val="single" w:sz="6" w:space="0" w:color="000000"/>
+              <w:left w:val="single" w:sz="6" w:space="0" w:color="000000"/>
+              <w:bottom w:val="single" w:sz="6" w:space="0" w:color="000000"/>
+              <w:right w:val="single" w:sz="6" w:space="0" w:color="000000"/>
+            </w:tcBorders>
             <w:vAlign w:val="center"/>
+            <w:hideMark/>
           </w:tcPr>
           <w:p>
             <w:pPr>
@@ -2549,25 +3138,41 @@
         <w:tc>
           <w:tcPr>
             <w:tcW w:w="3230" w:type="dxa"/>
+            <w:tcBorders>
+              <w:top w:val="single" w:sz="6" w:space="0" w:color="000000"/>
+              <w:left w:val="single" w:sz="6" w:space="0" w:color="000000"/>
+              <w:bottom w:val="single" w:sz="6" w:space="0" w:color="000000"/>
+              <w:right w:val="single" w:sz="6" w:space="0" w:color="000000"/>
+            </w:tcBorders>
             <w:vAlign w:val="center"/>
+            <w:hideMark/>
           </w:tcPr>
           <w:p>
             <w:pPr>
               <w:ind w:firstLine="0"/>
               <w:jc w:val="left"/>
             </w:pPr>
+            <w:proofErr w:type="spellStart"/>
             <w:r>
               <w:rPr>
                 <w:sz w:val="24"/>
               </w:rPr>
               <w:t>Тяжёлый</w:t>
             </w:r>
+            <w:proofErr w:type="spellEnd"/>
           </w:p>
         </w:tc>
         <w:tc>
           <w:tcPr>
             <w:tcW w:w="3230" w:type="dxa"/>
+            <w:tcBorders>
+              <w:top w:val="single" w:sz="6" w:space="0" w:color="000000"/>
+              <w:left w:val="single" w:sz="6" w:space="0" w:color="000000"/>
+              <w:bottom w:val="single" w:sz="6" w:space="0" w:color="000000"/>
+              <w:right w:val="single" w:sz="6" w:space="0" w:color="000000"/>
+            </w:tcBorders>
             <w:vAlign w:val="center"/>
+            <w:hideMark/>
           </w:tcPr>
           <w:p>
             <w:pPr>
@@ -2585,7 +3190,14 @@
         <w:tc>
           <w:tcPr>
             <w:tcW w:w="3230" w:type="dxa"/>
+            <w:tcBorders>
+              <w:top w:val="single" w:sz="6" w:space="0" w:color="000000"/>
+              <w:left w:val="single" w:sz="6" w:space="0" w:color="000000"/>
+              <w:bottom w:val="single" w:sz="6" w:space="0" w:color="000000"/>
+              <w:right w:val="single" w:sz="6" w:space="0" w:color="000000"/>
+            </w:tcBorders>
             <w:vAlign w:val="center"/>
+            <w:hideMark/>
           </w:tcPr>
           <w:p>
             <w:pPr>
@@ -2608,25 +3220,55 @@
         <w:tc>
           <w:tcPr>
             <w:tcW w:w="3230" w:type="dxa"/>
+            <w:tcBorders>
+              <w:top w:val="single" w:sz="6" w:space="0" w:color="000000"/>
+              <w:left w:val="single" w:sz="6" w:space="0" w:color="000000"/>
+              <w:bottom w:val="single" w:sz="6" w:space="0" w:color="000000"/>
+              <w:right w:val="single" w:sz="6" w:space="0" w:color="000000"/>
+            </w:tcBorders>
             <w:vAlign w:val="center"/>
+            <w:hideMark/>
           </w:tcPr>
           <w:p>
             <w:pPr>
               <w:ind w:firstLine="0"/>
               <w:jc w:val="left"/>
             </w:pPr>
+            <w:proofErr w:type="spellStart"/>
             <w:r>
               <w:rPr>
                 <w:sz w:val="24"/>
               </w:rPr>
-              <w:t>Крайне тяжёлый</w:t>
+              <w:t>Крайне</w:t>
             </w:r>
+            <w:proofErr w:type="spellEnd"/>
+            <w:r>
+              <w:rPr>
+                <w:sz w:val="24"/>
+              </w:rPr>
+              <w:t xml:space="preserve"> </w:t>
+            </w:r>
+            <w:proofErr w:type="spellStart"/>
+            <w:r>
+              <w:rPr>
+                <w:sz w:val="24"/>
+              </w:rPr>
+              <w:t>тяжёлый</w:t>
+            </w:r>
+            <w:proofErr w:type="spellEnd"/>
           </w:p>
         </w:tc>
         <w:tc>
           <w:tcPr>
             <w:tcW w:w="3230" w:type="dxa"/>
+            <w:tcBorders>
+              <w:top w:val="single" w:sz="6" w:space="0" w:color="000000"/>
+              <w:left w:val="single" w:sz="6" w:space="0" w:color="000000"/>
+              <w:bottom w:val="single" w:sz="6" w:space="0" w:color="000000"/>
+              <w:right w:val="single" w:sz="6" w:space="0" w:color="000000"/>
+            </w:tcBorders>
             <w:vAlign w:val="center"/>
+            <w:hideMark/>
           </w:tcPr>
           <w:p>
             <w:pPr>
@@ -2644,7 +3286,14 @@
         <w:tc>
           <w:tcPr>
             <w:tcW w:w="3230" w:type="dxa"/>
+            <w:tcBorders>
+              <w:top w:val="single" w:sz="6" w:space="0" w:color="000000"/>
+              <w:left w:val="single" w:sz="6" w:space="0" w:color="000000"/>
+              <w:bottom w:val="single" w:sz="6" w:space="0" w:color="000000"/>
+              <w:right w:val="single" w:sz="6" w:space="0" w:color="000000"/>
+            </w:tcBorders>
             <w:vAlign w:val="center"/>
+            <w:hideMark/>
           </w:tcPr>
           <w:p>
             <w:pPr>
@@ -2667,25 +3316,41 @@
         <w:tc>
           <w:tcPr>
             <w:tcW w:w="3230" w:type="dxa"/>
+            <w:tcBorders>
+              <w:top w:val="single" w:sz="6" w:space="0" w:color="000000"/>
+              <w:left w:val="single" w:sz="6" w:space="0" w:color="000000"/>
+              <w:bottom w:val="single" w:sz="6" w:space="0" w:color="000000"/>
+              <w:right w:val="single" w:sz="6" w:space="0" w:color="000000"/>
+            </w:tcBorders>
             <w:vAlign w:val="center"/>
+            <w:hideMark/>
           </w:tcPr>
           <w:p>
             <w:pPr>
               <w:ind w:firstLine="0"/>
               <w:jc w:val="left"/>
             </w:pPr>
+            <w:proofErr w:type="spellStart"/>
             <w:r>
               <w:rPr>
                 <w:sz w:val="24"/>
               </w:rPr>
               <w:t>Итого</w:t>
             </w:r>
+            <w:proofErr w:type="spellEnd"/>
           </w:p>
         </w:tc>
         <w:tc>
           <w:tcPr>
             <w:tcW w:w="3230" w:type="dxa"/>
+            <w:tcBorders>
+              <w:top w:val="single" w:sz="6" w:space="0" w:color="000000"/>
+              <w:left w:val="single" w:sz="6" w:space="0" w:color="000000"/>
+              <w:bottom w:val="single" w:sz="6" w:space="0" w:color="000000"/>
+              <w:right w:val="single" w:sz="6" w:space="0" w:color="000000"/>
+            </w:tcBorders>
             <w:vAlign w:val="center"/>
+            <w:hideMark/>
           </w:tcPr>
           <w:p>
             <w:pPr>
@@ -2703,7 +3368,14 @@
         <w:tc>
           <w:tcPr>
             <w:tcW w:w="3230" w:type="dxa"/>
+            <w:tcBorders>
+              <w:top w:val="single" w:sz="6" w:space="0" w:color="000000"/>
+              <w:left w:val="single" w:sz="6" w:space="0" w:color="000000"/>
+              <w:bottom w:val="single" w:sz="6" w:space="0" w:color="000000"/>
+              <w:right w:val="single" w:sz="6" w:space="0" w:color="000000"/>
+            </w:tcBorders>
             <w:vAlign w:val="center"/>
+            <w:hideMark/>
           </w:tcPr>
           <w:p>
             <w:pPr>
@@ -2730,8 +3402,31 @@
         <w:rPr>
           <w:rFonts w:ascii="Times New Roman" w:eastAsia="Times New Roman" w:hAnsi="Times New Roman"/>
         </w:rPr>
-        <w:t>4. Способы решения</w:t>
+        <w:lastRenderedPageBreak/>
+        <w:t xml:space="preserve">4. </w:t>
       </w:r>
+      <w:proofErr w:type="spellStart"/>
+      <w:r>
+        <w:rPr>
+          <w:rFonts w:ascii="Times New Roman" w:eastAsia="Times New Roman" w:hAnsi="Times New Roman"/>
+        </w:rPr>
+        <w:t>Способы</w:t>
+      </w:r>
+      <w:proofErr w:type="spellEnd"/>
+      <w:r>
+        <w:rPr>
+          <w:rFonts w:ascii="Times New Roman" w:eastAsia="Times New Roman" w:hAnsi="Times New Roman"/>
+        </w:rPr>
+        <w:t xml:space="preserve"> </w:t>
+      </w:r>
+      <w:proofErr w:type="spellStart"/>
+      <w:r>
+        <w:rPr>
+          <w:rFonts w:ascii="Times New Roman" w:eastAsia="Times New Roman" w:hAnsi="Times New Roman"/>
+        </w:rPr>
+        <w:t>решения</w:t>
+      </w:r>
+      <w:proofErr w:type="spellEnd"/>
     </w:p>
     <w:p>
       <w:pPr>
@@ -2771,20 +3466,7 @@
         <w:rPr>
           <w:lang w:val="ru-RU"/>
         </w:rPr>
-        <w:t xml:space="preserve">. Он подходит для табличных данных, устойчив к шуму и </w:t>
-      </w:r>
-      <w:r>
-        <w:rPr>
-          <w:lang w:val="ru-RU"/>
-        </w:rPr>
-        <w:t xml:space="preserve">позволяет </w:t>
-      </w:r>
-      <w:r>
-        <w:rPr>
-          <w:lang w:val="ru-RU"/>
-        </w:rPr>
-        <w:lastRenderedPageBreak/>
-        <w:t>оценить важность признаков. Гипотеза решения состоит в том, что ответы респондентов содержат достаточно информации для автоматического определения уровня состояния.</w:t>
+        <w:t>. Он подходит для табличных данных, устойчив к шуму и позволяет оценить важность признаков. Модель была доработана до многоклассовой классификации: она определяет не два состояния, а пять уровней — норма, лёгкий, умеренный, тяжёлый и крайне тяжёлый.</w:t>
       </w:r>
     </w:p>
     <w:p>
@@ -2816,13 +3498,7 @@
         <w:rPr>
           <w:lang w:val="ru-RU"/>
         </w:rPr>
-        <w:t>. Он позволяет проверить, сможет л</w:t>
-      </w:r>
-      <w:r>
-        <w:rPr>
-          <w:lang w:val="ru-RU"/>
-        </w:rPr>
-        <w:t xml:space="preserve">и алгоритм без правильных ответов обнаружить внутренние группы в данных. Перед кластеризацией признаки стандартизируются, а для визуализации используется </w:t>
+        <w:t xml:space="preserve">. Он позволяет проверить, сможет ли алгоритм без правильных ответов обнаружить внутренние группы в данных. Перед кластеризацией признаки стандартизируются, а для визуализации используется </w:t>
       </w:r>
       <w:r>
         <w:t>PCA</w:t>
@@ -2877,8 +3553,15 @@
         <w:tc>
           <w:tcPr>
             <w:tcW w:w="4844" w:type="dxa"/>
+            <w:tcBorders>
+              <w:top w:val="single" w:sz="6" w:space="0" w:color="000000"/>
+              <w:left w:val="single" w:sz="6" w:space="0" w:color="000000"/>
+              <w:bottom w:val="single" w:sz="6" w:space="0" w:color="000000"/>
+              <w:right w:val="single" w:sz="6" w:space="0" w:color="000000"/>
+            </w:tcBorders>
             <w:shd w:val="clear" w:color="auto" w:fill="D9EAF7"/>
             <w:vAlign w:val="center"/>
+            <w:hideMark/>
           </w:tcPr>
           <w:p>
             <w:pPr>
@@ -2899,14 +3582,22 @@
         <w:tc>
           <w:tcPr>
             <w:tcW w:w="4844" w:type="dxa"/>
+            <w:tcBorders>
+              <w:top w:val="single" w:sz="6" w:space="0" w:color="000000"/>
+              <w:left w:val="single" w:sz="6" w:space="0" w:color="000000"/>
+              <w:bottom w:val="single" w:sz="6" w:space="0" w:color="000000"/>
+              <w:right w:val="single" w:sz="6" w:space="0" w:color="000000"/>
+            </w:tcBorders>
             <w:shd w:val="clear" w:color="auto" w:fill="D9EAF7"/>
             <w:vAlign w:val="center"/>
+            <w:hideMark/>
           </w:tcPr>
           <w:p>
             <w:pPr>
               <w:ind w:firstLine="0"/>
               <w:jc w:val="center"/>
             </w:pPr>
+            <w:proofErr w:type="spellStart"/>
             <w:r>
               <w:rPr>
                 <w:b/>
@@ -2914,6 +3605,7 @@
               </w:rPr>
               <w:t>Значение</w:t>
             </w:r>
+            <w:proofErr w:type="spellEnd"/>
           </w:p>
         </w:tc>
       </w:tr>
@@ -2924,7 +3616,14 @@
         <w:tc>
           <w:tcPr>
             <w:tcW w:w="4844" w:type="dxa"/>
+            <w:tcBorders>
+              <w:top w:val="single" w:sz="6" w:space="0" w:color="000000"/>
+              <w:left w:val="single" w:sz="6" w:space="0" w:color="000000"/>
+              <w:bottom w:val="single" w:sz="6" w:space="0" w:color="000000"/>
+              <w:right w:val="single" w:sz="6" w:space="0" w:color="000000"/>
+            </w:tcBorders>
             <w:vAlign w:val="center"/>
+            <w:hideMark/>
           </w:tcPr>
           <w:p>
             <w:pPr>
@@ -2937,18 +3636,27 @@
               </w:rPr>
               <w:t xml:space="preserve">Алгоритм </w:t>
             </w:r>
+            <w:proofErr w:type="spellStart"/>
             <w:r>
               <w:rPr>
                 <w:sz w:val="24"/>
               </w:rPr>
               <w:t>классификации</w:t>
             </w:r>
+            <w:proofErr w:type="spellEnd"/>
           </w:p>
         </w:tc>
         <w:tc>
           <w:tcPr>
             <w:tcW w:w="4844" w:type="dxa"/>
+            <w:tcBorders>
+              <w:top w:val="single" w:sz="6" w:space="0" w:color="000000"/>
+              <w:left w:val="single" w:sz="6" w:space="0" w:color="000000"/>
+              <w:bottom w:val="single" w:sz="6" w:space="0" w:color="000000"/>
+              <w:right w:val="single" w:sz="6" w:space="0" w:color="000000"/>
+            </w:tcBorders>
             <w:vAlign w:val="center"/>
+            <w:hideMark/>
           </w:tcPr>
           <w:p>
             <w:pPr>
@@ -2971,7 +3679,14 @@
         <w:tc>
           <w:tcPr>
             <w:tcW w:w="4844" w:type="dxa"/>
+            <w:tcBorders>
+              <w:top w:val="single" w:sz="6" w:space="0" w:color="000000"/>
+              <w:left w:val="single" w:sz="6" w:space="0" w:color="000000"/>
+              <w:bottom w:val="single" w:sz="6" w:space="0" w:color="000000"/>
+              <w:right w:val="single" w:sz="6" w:space="0" w:color="000000"/>
+            </w:tcBorders>
             <w:vAlign w:val="center"/>
+            <w:hideMark/>
           </w:tcPr>
           <w:p>
             <w:pPr>
@@ -2989,7 +3704,14 @@
         <w:tc>
           <w:tcPr>
             <w:tcW w:w="4844" w:type="dxa"/>
+            <w:tcBorders>
+              <w:top w:val="single" w:sz="6" w:space="0" w:color="000000"/>
+              <w:left w:val="single" w:sz="6" w:space="0" w:color="000000"/>
+              <w:bottom w:val="single" w:sz="6" w:space="0" w:color="000000"/>
+              <w:right w:val="single" w:sz="6" w:space="0" w:color="000000"/>
+            </w:tcBorders>
             <w:vAlign w:val="center"/>
+            <w:hideMark/>
           </w:tcPr>
           <w:p>
             <w:pPr>
@@ -3012,7 +3734,14 @@
         <w:tc>
           <w:tcPr>
             <w:tcW w:w="4844" w:type="dxa"/>
+            <w:tcBorders>
+              <w:top w:val="single" w:sz="6" w:space="0" w:color="000000"/>
+              <w:left w:val="single" w:sz="6" w:space="0" w:color="000000"/>
+              <w:bottom w:val="single" w:sz="6" w:space="0" w:color="000000"/>
+              <w:right w:val="single" w:sz="6" w:space="0" w:color="000000"/>
+            </w:tcBorders>
             <w:vAlign w:val="center"/>
+            <w:hideMark/>
           </w:tcPr>
           <w:p>
             <w:pPr>
@@ -3030,7 +3759,14 @@
         <w:tc>
           <w:tcPr>
             <w:tcW w:w="4844" w:type="dxa"/>
+            <w:tcBorders>
+              <w:top w:val="single" w:sz="6" w:space="0" w:color="000000"/>
+              <w:left w:val="single" w:sz="6" w:space="0" w:color="000000"/>
+              <w:bottom w:val="single" w:sz="6" w:space="0" w:color="000000"/>
+              <w:right w:val="single" w:sz="6" w:space="0" w:color="000000"/>
+            </w:tcBorders>
             <w:vAlign w:val="center"/>
+            <w:hideMark/>
           </w:tcPr>
           <w:p>
             <w:pPr>
@@ -3053,7 +3789,14 @@
         <w:tc>
           <w:tcPr>
             <w:tcW w:w="4844" w:type="dxa"/>
+            <w:tcBorders>
+              <w:top w:val="single" w:sz="6" w:space="0" w:color="000000"/>
+              <w:left w:val="single" w:sz="6" w:space="0" w:color="000000"/>
+              <w:bottom w:val="single" w:sz="6" w:space="0" w:color="000000"/>
+              <w:right w:val="single" w:sz="6" w:space="0" w:color="000000"/>
+            </w:tcBorders>
             <w:vAlign w:val="center"/>
+            <w:hideMark/>
           </w:tcPr>
           <w:p>
             <w:pPr>
@@ -3064,14 +3807,29 @@
               <w:rPr>
                 <w:sz w:val="24"/>
               </w:rPr>
-              <w:t>Алгоритм кластеризации</w:t>
+              <w:t xml:space="preserve">Алгоритм </w:t>
             </w:r>
+            <w:proofErr w:type="spellStart"/>
+            <w:r>
+              <w:rPr>
+                <w:sz w:val="24"/>
+              </w:rPr>
+              <w:t>кластеризации</w:t>
+            </w:r>
+            <w:proofErr w:type="spellEnd"/>
           </w:p>
         </w:tc>
         <w:tc>
           <w:tcPr>
             <w:tcW w:w="4844" w:type="dxa"/>
+            <w:tcBorders>
+              <w:top w:val="single" w:sz="6" w:space="0" w:color="000000"/>
+              <w:left w:val="single" w:sz="6" w:space="0" w:color="000000"/>
+              <w:bottom w:val="single" w:sz="6" w:space="0" w:color="000000"/>
+              <w:right w:val="single" w:sz="6" w:space="0" w:color="000000"/>
+            </w:tcBorders>
             <w:vAlign w:val="center"/>
+            <w:hideMark/>
           </w:tcPr>
           <w:p>
             <w:pPr>
@@ -3094,25 +3852,61 @@
         <w:tc>
           <w:tcPr>
             <w:tcW w:w="4844" w:type="dxa"/>
+            <w:tcBorders>
+              <w:top w:val="single" w:sz="6" w:space="0" w:color="000000"/>
+              <w:left w:val="single" w:sz="6" w:space="0" w:color="000000"/>
+              <w:bottom w:val="single" w:sz="6" w:space="0" w:color="000000"/>
+              <w:right w:val="single" w:sz="6" w:space="0" w:color="000000"/>
+            </w:tcBorders>
             <w:vAlign w:val="center"/>
+            <w:hideMark/>
           </w:tcPr>
           <w:p>
             <w:pPr>
               <w:ind w:firstLine="0"/>
               <w:jc w:val="left"/>
             </w:pPr>
+            <w:proofErr w:type="spellStart"/>
             <w:r>
               <w:rPr>
                 <w:sz w:val="24"/>
               </w:rPr>
-              <w:t>Лучшее k по silhouette</w:t>
+              <w:t>Лучшее</w:t>
+            </w:r>
+            <w:proofErr w:type="spellEnd"/>
+            <w:r>
+              <w:rPr>
+                <w:sz w:val="24"/>
+              </w:rPr>
+              <w:t xml:space="preserve"> k </w:t>
+            </w:r>
+            <w:proofErr w:type="spellStart"/>
+            <w:r>
+              <w:rPr>
+                <w:sz w:val="24"/>
+              </w:rPr>
+              <w:t>по</w:t>
+            </w:r>
+            <w:proofErr w:type="spellEnd"/>
+            <w:r>
+              <w:rPr>
+                <w:sz w:val="24"/>
+              </w:rPr>
+              <w:t xml:space="preserve"> silhouette</w:t>
             </w:r>
           </w:p>
         </w:tc>
         <w:tc>
           <w:tcPr>
             <w:tcW w:w="4844" w:type="dxa"/>
+            <w:tcBorders>
+              <w:top w:val="single" w:sz="6" w:space="0" w:color="000000"/>
+              <w:left w:val="single" w:sz="6" w:space="0" w:color="000000"/>
+              <w:bottom w:val="single" w:sz="6" w:space="0" w:color="000000"/>
+              <w:right w:val="single" w:sz="6" w:space="0" w:color="000000"/>
+            </w:tcBorders>
             <w:vAlign w:val="center"/>
+            <w:hideMark/>
           </w:tcPr>
           <w:p>
             <w:pPr>
@@ -3135,7 +3929,14 @@
         <w:tc>
           <w:tcPr>
             <w:tcW w:w="4844" w:type="dxa"/>
+            <w:tcBorders>
+              <w:top w:val="single" w:sz="6" w:space="0" w:color="000000"/>
+              <w:left w:val="single" w:sz="6" w:space="0" w:color="000000"/>
+              <w:bottom w:val="single" w:sz="6" w:space="0" w:color="000000"/>
+              <w:right w:val="single" w:sz="6" w:space="0" w:color="000000"/>
+            </w:tcBorders>
             <w:vAlign w:val="center"/>
+            <w:hideMark/>
           </w:tcPr>
           <w:p>
             <w:pPr>
@@ -3153,7 +3954,14 @@
         <w:tc>
           <w:tcPr>
             <w:tcW w:w="4844" w:type="dxa"/>
+            <w:tcBorders>
+              <w:top w:val="single" w:sz="6" w:space="0" w:color="000000"/>
+              <w:left w:val="single" w:sz="6" w:space="0" w:color="000000"/>
+              <w:bottom w:val="single" w:sz="6" w:space="0" w:color="000000"/>
+              <w:right w:val="single" w:sz="6" w:space="0" w:color="000000"/>
+            </w:tcBorders>
             <w:vAlign w:val="center"/>
+            <w:hideMark/>
           </w:tcPr>
           <w:p>
             <w:pPr>
@@ -3182,10 +3990,10 @@
         </w:rPr>
         <w:lastRenderedPageBreak/>
         <w:drawing>
-          <wp:inline distT="0" distB="0" distL="0" distR="0" wp14:anchorId="17E4CF9A" wp14:editId="3FFD0A62">
-            <wp:extent cx="4680000" cy="3510000"/>
-            <wp:effectExtent l="0" t="0" r="0" b="0"/>
-            <wp:docPr id="1" name="Picture 1"/>
+          <wp:inline distT="0" distB="0" distL="0" distR="0" wp14:anchorId="0DBCC31C" wp14:editId="1644C16A">
+            <wp:extent cx="4678680" cy="3512820"/>
+            <wp:effectExtent l="0" t="0" r="7620" b="0"/>
+            <wp:docPr id="5" name="Рисунок 5"/>
             <wp:cNvGraphicFramePr>
               <a:graphicFrameLocks xmlns:a="http://schemas.openxmlformats.org/drawingml/2006/main" noChangeAspect="1"/>
             </wp:cNvGraphicFramePr>
@@ -3193,23 +4001,36 @@
               <a:graphicData uri="http://schemas.openxmlformats.org/drawingml/2006/picture">
                 <pic:pic xmlns:pic="http://schemas.openxmlformats.org/drawingml/2006/picture">
                   <pic:nvPicPr>
-                    <pic:cNvPr id="0" name="confusion_matrix.png"/>
-                    <pic:cNvPicPr/>
+                    <pic:cNvPr id="0" name="Picture 1"/>
+                    <pic:cNvPicPr>
+                      <a:picLocks noChangeAspect="1" noChangeArrowheads="1"/>
+                    </pic:cNvPicPr>
                   </pic:nvPicPr>
                   <pic:blipFill>
-                    <a:blip r:embed="rId7"/>
+                    <a:blip r:embed="rId7">
+                      <a:extLst>
+                        <a:ext uri="{28A0092B-C50C-407E-A947-70E740481C1C}">
+                          <a14:useLocalDpi xmlns:a14="http://schemas.microsoft.com/office/drawing/2010/main" val="0"/>
+                        </a:ext>
+                      </a:extLst>
+                    </a:blip>
+                    <a:srcRect/>
                     <a:stretch>
                       <a:fillRect/>
                     </a:stretch>
                   </pic:blipFill>
-                  <pic:spPr>
+                  <pic:spPr bwMode="auto">
                     <a:xfrm>
                       <a:off x="0" y="0"/>
-                      <a:ext cx="4680000" cy="3510000"/>
+                      <a:ext cx="4678680" cy="3512820"/>
                     </a:xfrm>
                     <a:prstGeom prst="rect">
                       <a:avLst/>
                     </a:prstGeom>
+                    <a:noFill/>
+                    <a:ln>
+                      <a:noFill/>
+                    </a:ln>
                   </pic:spPr>
                 </pic:pic>
               </a:graphicData>
@@ -3224,12 +4045,56 @@
         <w:ind w:firstLine="0"/>
         <w:jc w:val="center"/>
       </w:pPr>
+      <w:proofErr w:type="spellStart"/>
       <w:r>
         <w:rPr>
           <w:sz w:val="24"/>
         </w:rPr>
-        <w:t>Рисунок 1 — Матрица ошибок классификации</w:t>
+        <w:t>Рисунок</w:t>
       </w:r>
+      <w:proofErr w:type="spellEnd"/>
+      <w:r>
+        <w:rPr>
+          <w:sz w:val="24"/>
+        </w:rPr>
+        <w:t xml:space="preserve"> 1 — </w:t>
+      </w:r>
+      <w:proofErr w:type="spellStart"/>
+      <w:r>
+        <w:rPr>
+          <w:sz w:val="24"/>
+        </w:rPr>
+        <w:t>Матрица</w:t>
+      </w:r>
+      <w:proofErr w:type="spellEnd"/>
+      <w:r>
+        <w:rPr>
+          <w:sz w:val="24"/>
+        </w:rPr>
+        <w:t xml:space="preserve"> </w:t>
+      </w:r>
+      <w:proofErr w:type="spellStart"/>
+      <w:r>
+        <w:rPr>
+          <w:sz w:val="24"/>
+        </w:rPr>
+        <w:t>ошибок</w:t>
+      </w:r>
+      <w:proofErr w:type="spellEnd"/>
+      <w:r>
+        <w:rPr>
+          <w:sz w:val="24"/>
+        </w:rPr>
+        <w:t xml:space="preserve"> </w:t>
+      </w:r>
+      <w:proofErr w:type="spellStart"/>
+      <w:r>
+        <w:rPr>
+          <w:sz w:val="24"/>
+        </w:rPr>
+        <w:t>классификации</w:t>
+      </w:r>
+      <w:proofErr w:type="spellEnd"/>
     </w:p>
     <w:p>
       <w:pPr>
@@ -3241,10 +4106,10 @@
           <w:noProof/>
         </w:rPr>
         <w:drawing>
-          <wp:inline distT="0" distB="0" distL="0" distR="0" wp14:anchorId="6984175C" wp14:editId="0B810263">
-            <wp:extent cx="4680000" cy="3640000"/>
+          <wp:inline distT="0" distB="0" distL="0" distR="0" wp14:anchorId="1D95BAC7" wp14:editId="4DBCFD51">
+            <wp:extent cx="4686300" cy="3642360"/>
             <wp:effectExtent l="0" t="0" r="0" b="0"/>
-            <wp:docPr id="2" name="Picture 2"/>
+            <wp:docPr id="4" name="Рисунок 4"/>
             <wp:cNvGraphicFramePr>
               <a:graphicFrameLocks xmlns:a="http://schemas.openxmlformats.org/drawingml/2006/main" noChangeAspect="1"/>
             </wp:cNvGraphicFramePr>
@@ -3252,23 +4117,36 @@
               <a:graphicData uri="http://schemas.openxmlformats.org/drawingml/2006/picture">
                 <pic:pic xmlns:pic="http://schemas.openxmlformats.org/drawingml/2006/picture">
                   <pic:nvPicPr>
-                    <pic:cNvPr id="0" name="cluster_pca.png"/>
-                    <pic:cNvPicPr/>
+                    <pic:cNvPr id="0" name="Picture 2"/>
+                    <pic:cNvPicPr>
+                      <a:picLocks noChangeAspect="1" noChangeArrowheads="1"/>
+                    </pic:cNvPicPr>
                   </pic:nvPicPr>
                   <pic:blipFill>
-                    <a:blip r:embed="rId8"/>
+                    <a:blip r:embed="rId8">
+                      <a:extLst>
+                        <a:ext uri="{28A0092B-C50C-407E-A947-70E740481C1C}">
+                          <a14:useLocalDpi xmlns:a14="http://schemas.microsoft.com/office/drawing/2010/main" val="0"/>
+                        </a:ext>
+                      </a:extLst>
+                    </a:blip>
+                    <a:srcRect/>
                     <a:stretch>
                       <a:fillRect/>
                     </a:stretch>
                   </pic:blipFill>
-                  <pic:spPr>
+                  <pic:spPr bwMode="auto">
                     <a:xfrm>
                       <a:off x="0" y="0"/>
-                      <a:ext cx="4680000" cy="3640000"/>
+                      <a:ext cx="4686300" cy="3642360"/>
                     </a:xfrm>
                     <a:prstGeom prst="rect">
                       <a:avLst/>
                     </a:prstGeom>
+                    <a:noFill/>
+                    <a:ln>
+                      <a:noFill/>
+                    </a:ln>
                   </pic:spPr>
                 </pic:pic>
               </a:graphicData>
@@ -3306,20 +4184,16 @@
           <w:lang w:val="ru-RU"/>
         </w:rPr>
         <w:lastRenderedPageBreak/>
-        <w:t xml:space="preserve">Полученные </w:t>
+        <w:t>Полученные результаты показывают, что классификация лучше подходит для точного присвоения класса, поскольку использует размеченные данные. Кластеризация полезна для предварительного анализа структуры данных, но её результат не обязан полностью совпадать с исходными метками.</w:t>
       </w:r>
-      <w:r>
+    </w:p>
+    <w:p>
+      <w:pPr>
+        <w:spacing w:after="60"/>
         <w:rPr>
           <w:lang w:val="ru-RU"/>
         </w:rPr>
-        <w:t>результаты показывают, что классификация лучше подходит для точного присвоения класса, поскольку использует размеченные данные. Кластеризация полезна для предварительного анализа структуры данных, но её результат не обязан полностью совпадать с исходными м</w:t>
-      </w:r>
-      <w:r>
-        <w:rPr>
-          <w:lang w:val="ru-RU"/>
-        </w:rPr>
-        <w:t>етками.</w:t>
-      </w:r>
+      </w:pPr>
     </w:p>
     <w:sectPr>
       <w:pgSz w:w="12240" w:h="15840"/>
@@ -3819,11 +4693,6 @@
     <w:lsdException w:name="Book Title" w:uiPriority="33" w:qFormat="1"/>
     <w:lsdException w:name="Bibliography" w:semiHidden="1" w:uiPriority="37" w:unhideWhenUsed="1"/>
     <w:lsdException w:name="TOC Heading" w:semiHidden="1" w:uiPriority="39" w:unhideWhenUsed="1" w:qFormat="1"/>
-    <w:lsdException w:name="Plain Table 5" w:semiHidden="1" w:unhideWhenUsed="1"/>
-    <w:lsdException w:name="Grid Table Light" w:semiHidden="1" w:unhideWhenUsed="1"/>
-    <w:lsdException w:name="Grid Table 1 Light" w:semiHidden="1" w:unhideWhenUsed="1"/>
-    <w:lsdException w:name="Grid Table 2" w:semiHidden="1" w:unhideWhenUsed="1"/>
-    <w:lsdException w:name="Grid Table 3" w:semiHidden="1" w:unhideWhenUsed="1"/>
     <w:lsdException w:name="Grid Table 4" w:uiPriority="49"/>
     <w:lsdException w:name="Grid Table 5 Dark" w:uiPriority="50"/>
     <w:lsdException w:name="Grid Table 6 Colorful" w:uiPriority="51"/>
